--- a/docs/05_Preguntas_Criticas_Panel.docx
+++ b/docs/05_Preguntas_Criticas_Panel.docx
@@ -4,6 +4,7 @@
   <w:body>
     <w:p>
       <w:pPr>
+        <w:keepNext/>
         <w:spacing w:before="320" w:after="120"/>
       </w:pPr>
       <w:r>
@@ -18,7 +19,8 @@
     </w:p>
     <w:p>
       <w:pPr>
-        <w:spacing w:before="240" w:after="80"/>
+        <w:keepNext/>
+        <w:spacing w:before="280" w:after="80"/>
       </w:pPr>
       <w:r>
         <w:rPr>
@@ -32,7 +34,8 @@
     </w:p>
     <w:p>
       <w:pPr>
-        <w:spacing w:before="160" w:after="40"/>
+        <w:keepNext/>
+        <w:spacing w:before="200" w:after="40"/>
       </w:pPr>
       <w:r>
         <w:rPr>
@@ -46,6 +49,7 @@
     </w:p>
     <w:p>
       <w:pPr>
+        <w:keepNext/>
         <w:spacing w:before="320" w:after="120"/>
       </w:pPr>
       <w:r>
@@ -60,7 +64,8 @@
     </w:p>
     <w:p>
       <w:pPr>
-        <w:spacing w:before="240" w:after="80"/>
+        <w:keepNext/>
+        <w:spacing w:before="280" w:after="80"/>
       </w:pPr>
       <w:r>
         <w:rPr>
@@ -74,7 +79,8 @@
     </w:p>
     <w:p>
       <w:pPr>
-        <w:spacing w:before="240" w:after="80"/>
+        <w:keepNext/>
+        <w:spacing w:before="280" w:after="80"/>
       </w:pPr>
       <w:r>
         <w:rPr>
@@ -88,7 +94,8 @@
     </w:p>
     <w:p>
       <w:pPr>
-        <w:spacing w:before="160" w:after="40"/>
+        <w:keepNext/>
+        <w:spacing w:before="200" w:after="40"/>
       </w:pPr>
       <w:r>
         <w:rPr>
@@ -102,23 +109,35 @@
     </w:p>
     <w:p>
       <w:pPr>
-        <w:spacing w:after="80"/>
+        <w:spacing w:before="40" w:after="80" w:line="276" w:lineRule="auto"/>
       </w:pPr>
       <w:r>
+        <w:rPr>
+          <w:rFonts w:ascii="Calibri" w:hAnsi="Calibri"/>
+          <w:b/>
+          <w:color w:val="1E293B"/>
+          <w:sz w:val="22"/>
+        </w:rPr>
         <w:t>Fundamentación Técnica y de Negocio:</w:t>
       </w:r>
     </w:p>
     <w:p>
       <w:pPr>
-        <w:spacing w:after="80"/>
+        <w:spacing w:before="40" w:after="80" w:line="276" w:lineRule="auto"/>
       </w:pPr>
       <w:r>
+        <w:rPr>
+          <w:rFonts w:ascii="Calibri" w:hAnsi="Calibri"/>
+          <w:color w:val="1E293B"/>
+          <w:sz w:val="22"/>
+        </w:rPr>
         <w:t>LeoFit cumple estrictamente con los criterios de la rúbrica al ser una microempresa peruana debidamente constituida, con operación comercial activa y una problemática real demostrable: la gestión manual y no estandarizada de pedidos por WhatsApp que genera demoras de 25 minutos por orden, sobreventas y extravío de registros. Además, se cuenta con acceso irrestricto al stakeholder (Víctor Raúl Cárdenas), garantizando la validación continua de prototipos e incrementos de software.</w:t>
       </w:r>
     </w:p>
     <w:p>
       <w:pPr>
-        <w:spacing w:before="160" w:after="40"/>
+        <w:keepNext/>
+        <w:spacing w:before="200" w:after="40"/>
       </w:pPr>
       <w:r>
         <w:rPr>
@@ -132,23 +151,35 @@
     </w:p>
     <w:p>
       <w:pPr>
-        <w:spacing w:after="80"/>
+        <w:spacing w:before="40" w:after="80" w:line="276" w:lineRule="auto"/>
       </w:pPr>
       <w:r>
+        <w:rPr>
+          <w:rFonts w:ascii="Calibri" w:hAnsi="Calibri"/>
+          <w:b/>
+          <w:color w:val="1E293B"/>
+          <w:sz w:val="22"/>
+        </w:rPr>
         <w:t>Fundamentación Técnica y de Negocio:</w:t>
       </w:r>
     </w:p>
     <w:p>
       <w:pPr>
-        <w:spacing w:after="80"/>
+        <w:spacing w:before="40" w:after="80" w:line="276" w:lineRule="auto"/>
       </w:pPr>
       <w:r>
+        <w:rPr>
+          <w:rFonts w:ascii="Calibri" w:hAnsi="Calibri"/>
+          <w:color w:val="1E293B"/>
+          <w:sz w:val="22"/>
+        </w:rPr>
         <w:t>El modelo AS-IS es secuencial, manual y vulnerable, con 8 pasos donde la verificación de stock se hace visualmente y las anotaciones en papel. El modelo TO-BE digitaliza el proceso mediante una Progressive Web App (PWA): el cliente consulta un catálogo interactivo con stock sincronizado, el sistema valida y descuenta existencias automáticamente, calcula el flete y genera una orden formal con ID único. El administrador gestiona la preparación y el despacho mediante un tablero con cambio de estados en un solo clic, reduciendo el ciclo de pedido a menos de 3 minutos.</w:t>
       </w:r>
     </w:p>
     <w:p>
       <w:pPr>
-        <w:spacing w:before="240" w:after="80"/>
+        <w:keepNext/>
+        <w:spacing w:before="280" w:after="80"/>
       </w:pPr>
       <w:r>
         <w:rPr>
@@ -162,7 +193,8 @@
     </w:p>
     <w:p>
       <w:pPr>
-        <w:spacing w:before="160" w:after="40"/>
+        <w:keepNext/>
+        <w:spacing w:before="200" w:after="40"/>
       </w:pPr>
       <w:r>
         <w:rPr>
@@ -176,23 +208,52 @@
     </w:p>
     <w:p>
       <w:pPr>
-        <w:spacing w:after="80"/>
+        <w:spacing w:before="40" w:after="80" w:line="276" w:lineRule="auto"/>
       </w:pPr>
       <w:r>
+        <w:rPr>
+          <w:rFonts w:ascii="Calibri" w:hAnsi="Calibri"/>
+          <w:b/>
+          <w:color w:val="1E293B"/>
+          <w:sz w:val="22"/>
+        </w:rPr>
         <w:t>Fundamentación Técnica y de Negocio:</w:t>
       </w:r>
     </w:p>
     <w:p>
       <w:pPr>
-        <w:spacing w:after="80"/>
+        <w:spacing w:before="40" w:after="80" w:line="276" w:lineRule="auto"/>
       </w:pPr>
       <w:r>
-        <w:t>Se estableció un esquema de Sprints de 2 semanas calendario con una capacidad estimada de 35 Story Points (SP) por iteración. Las historias de usuario fueron estimadas mediante la secuencia Fibonacci (1, 2, 3, 5, 8, 13) y priorizadas con la metodología MoSCoW. Cada historia cuenta con criterios de aceptación en estándar Gherkin (Given-When-Then), y el flujo de trabajo se controla en un tablero Kanban con límites estrictos de trabajo en progreso (WIP Limits) en GitHub Projects.</w:t>
+        <w:rPr>
+          <w:rFonts w:ascii="Calibri" w:hAnsi="Calibri"/>
+          <w:color w:val="1E293B"/>
+          <w:sz w:val="22"/>
+        </w:rPr>
+        <w:t>Se estableció un esquema de Sprints de 2 semanas calendario con una capacidad estimada de 35 Story Points (SP) por iteración. Las historias de usuario fueron estimadas mediante la secuencia Fibonacci (1, 2, 3, 5, 8, 13) y priorizadas con la metodología MoSCoW. Cada historia cuenta con criterios de aceptación en estándar Gherkin (</w:t>
+      </w:r>
+      <w:r>
+        <w:rPr>
+          <w:rFonts w:ascii="Calibri" w:hAnsi="Calibri"/>
+          <w:i/>
+          <w:color w:val="1E293B"/>
+          <w:sz w:val="22"/>
+        </w:rPr>
+        <w:t>Given-When-Then</w:t>
+      </w:r>
+      <w:r>
+        <w:rPr>
+          <w:rFonts w:ascii="Calibri" w:hAnsi="Calibri"/>
+          <w:color w:val="1E293B"/>
+          <w:sz w:val="22"/>
+        </w:rPr>
+        <w:t>), y el flujo de trabajo se controla en un tablero Kanban con límites estrictos de trabajo en progreso (WIP Limits) en GitHub Projects.</w:t>
       </w:r>
     </w:p>
     <w:p>
       <w:pPr>
-        <w:spacing w:before="160" w:after="40"/>
+        <w:keepNext/>
+        <w:spacing w:before="200" w:after="40"/>
       </w:pPr>
       <w:r>
         <w:rPr>
@@ -206,23 +267,68 @@
     </w:p>
     <w:p>
       <w:pPr>
-        <w:spacing w:after="80"/>
+        <w:spacing w:before="40" w:after="80" w:line="276" w:lineRule="auto"/>
       </w:pPr>
       <w:r>
+        <w:rPr>
+          <w:rFonts w:ascii="Calibri" w:hAnsi="Calibri"/>
+          <w:b/>
+          <w:color w:val="1E293B"/>
+          <w:sz w:val="22"/>
+        </w:rPr>
         <w:t>Fundamentación Técnica y de Negocio:</w:t>
       </w:r>
     </w:p>
     <w:p>
       <w:pPr>
-        <w:spacing w:after="80"/>
+        <w:spacing w:before="40" w:after="80" w:line="276" w:lineRule="auto"/>
       </w:pPr>
       <w:r>
-        <w:t>Para que una tarea se considere concluida (`Done`), debe cumplir cuatro criterios rigurosos: (1) Código implementado en TypeScript estricto sin advertencias de linters; (2) Pruebas unitarias aprobadas con Vitest garantizando $\ge 80\%$ de cobertura; (3) Revisión por pares mediante Pull Request en GitHub; y (4) Despliegue automatizado exitoso en el ambiente de producción mediante GitHub Actions.</w:t>
+        <w:rPr>
+          <w:rFonts w:ascii="Calibri" w:hAnsi="Calibri"/>
+          <w:color w:val="1E293B"/>
+          <w:sz w:val="22"/>
+        </w:rPr>
+        <w:t>Para que una tarea se considere concluida (</w:t>
+      </w:r>
+      <w:r>
+        <w:rPr>
+          <w:rFonts w:ascii="Consolas" w:hAnsi="Consolas"/>
+          <w:color w:val="C2410C"/>
+          <w:sz w:val="19"/>
+        </w:rPr>
+        <w:t>Done</w:t>
+      </w:r>
+      <w:r>
+        <w:rPr>
+          <w:rFonts w:ascii="Calibri" w:hAnsi="Calibri"/>
+          <w:color w:val="1E293B"/>
+          <w:sz w:val="22"/>
+        </w:rPr>
+        <w:t xml:space="preserve">), debe cumplir cuatro criterios rigurosos: (1) Código implementado en TypeScript estricto sin advertencias de linters; (2) Pruebas unitarias aprobadas con Vitest garantizando </w:t>
+      </w:r>
+      <w:r>
+        <w:rPr>
+          <w:rFonts w:ascii="Calibri" w:hAnsi="Calibri"/>
+          <w:i/>
+          <w:color w:val="1E293B"/>
+          <w:sz w:val="22"/>
+        </w:rPr>
+        <w:t>≥ 80%</w:t>
+      </w:r>
+      <w:r>
+        <w:rPr>
+          <w:rFonts w:ascii="Calibri" w:hAnsi="Calibri"/>
+          <w:color w:val="1E293B"/>
+          <w:sz w:val="22"/>
+        </w:rPr>
+        <w:t xml:space="preserve"> de cobertura; (3) Revisión por pares mediante Pull Request en GitHub; y (4) Despliegue automatizado exitoso en el ambiente de producción mediante GitHub Actions.</w:t>
       </w:r>
     </w:p>
     <w:p>
       <w:pPr>
-        <w:spacing w:before="240" w:after="80"/>
+        <w:keepNext/>
+        <w:spacing w:before="280" w:after="80"/>
       </w:pPr>
       <w:r>
         <w:rPr>
@@ -236,7 +342,8 @@
     </w:p>
     <w:p>
       <w:pPr>
-        <w:spacing w:before="160" w:after="40"/>
+        <w:keepNext/>
+        <w:spacing w:before="200" w:after="40"/>
       </w:pPr>
       <w:r>
         <w:rPr>
@@ -250,42 +357,108 @@
     </w:p>
     <w:p>
       <w:pPr>
-        <w:spacing w:after="80"/>
+        <w:spacing w:before="40" w:after="80" w:line="276" w:lineRule="auto"/>
       </w:pPr>
       <w:r>
+        <w:rPr>
+          <w:rFonts w:ascii="Calibri" w:hAnsi="Calibri"/>
+          <w:b/>
+          <w:color w:val="1E293B"/>
+          <w:sz w:val="22"/>
+        </w:rPr>
         <w:t>Fundamentación Técnica y de Negocio:</w:t>
       </w:r>
     </w:p>
     <w:p>
       <w:pPr>
         <w:pStyle w:val="ListBullet"/>
-        <w:spacing w:after="40"/>
+        <w:spacing w:before="20" w:after="40" w:line="276" w:lineRule="auto"/>
       </w:pPr>
       <w:r>
-        <w:t>Frente a Apps Nativas: Una PWA no requiere instalación desde tiendas propietarias (Play Store / App Store), eliminando la fricción de descarga para el cliente y reduciendo drásticamente los costos de desarrollo multi-plataforma (un solo código fuente para móvil y escritorio).</w:t>
+        <w:rPr>
+          <w:rFonts w:ascii="Calibri" w:hAnsi="Calibri"/>
+          <w:b/>
+          <w:color w:val="1E293B"/>
+          <w:sz w:val="21"/>
+        </w:rPr>
+        <w:t>Frente a Apps Nativas:</w:t>
+      </w:r>
+      <w:r>
+        <w:rPr>
+          <w:rFonts w:ascii="Calibri" w:hAnsi="Calibri"/>
+          <w:color w:val="1E293B"/>
+          <w:sz w:val="21"/>
+        </w:rPr>
+        <w:t xml:space="preserve"> Una PWA no requiere instalación desde tiendas propietarias (Play Store / App Store), eliminando la fricción de descarga para el cliente y reduciendo drásticamente los costos de desarrollo multi-plataforma (un solo código fuente para móvil y escritorio).</w:t>
       </w:r>
     </w:p>
     <w:p>
       <w:pPr>
         <w:pStyle w:val="ListBullet"/>
-        <w:spacing w:after="40"/>
+        <w:spacing w:before="20" w:after="40" w:line="276" w:lineRule="auto"/>
       </w:pPr>
       <w:r>
-        <w:t>Frente a WordPress/WooCommerce: React + Vite proporciona una arquitectura desacoplada, carga instantánea ($&lt; 0.5$ s), menor consumo de memoria y control total sobre el pipeline de optimización WPO.</w:t>
+        <w:rPr>
+          <w:rFonts w:ascii="Calibri" w:hAnsi="Calibri"/>
+          <w:b/>
+          <w:color w:val="1E293B"/>
+          <w:sz w:val="21"/>
+        </w:rPr>
+        <w:t>Frente a WordPress/WooCommerce:</w:t>
+      </w:r>
+      <w:r>
+        <w:rPr>
+          <w:rFonts w:ascii="Calibri" w:hAnsi="Calibri"/>
+          <w:color w:val="1E293B"/>
+          <w:sz w:val="21"/>
+        </w:rPr>
+        <w:t xml:space="preserve"> React + Vite proporciona una arquitectura desacoplada, carga instantánea (</w:t>
+      </w:r>
+      <w:r>
+        <w:rPr>
+          <w:rFonts w:ascii="Calibri" w:hAnsi="Calibri"/>
+          <w:i/>
+          <w:color w:val="1E293B"/>
+          <w:sz w:val="21"/>
+        </w:rPr>
+        <w:t>&lt; 0.5</w:t>
+      </w:r>
+      <w:r>
+        <w:rPr>
+          <w:rFonts w:ascii="Calibri" w:hAnsi="Calibri"/>
+          <w:color w:val="1E293B"/>
+          <w:sz w:val="21"/>
+        </w:rPr>
+        <w:t xml:space="preserve"> s), menor consumo de memoria y control total sobre el pipeline de optimización WPO.</w:t>
       </w:r>
     </w:p>
     <w:p>
       <w:pPr>
         <w:pStyle w:val="ListBullet"/>
-        <w:spacing w:after="40"/>
+        <w:spacing w:before="20" w:after="40" w:line="276" w:lineRule="auto"/>
       </w:pPr>
       <w:r>
-        <w:t>Uso de TypeScript y Tailwind: Garantiza tipado estricto en tiempo de compilación, previniendo errores en tiempo de ejecución, y un bundle de estilos ultraligero depurado con PurgeCSS.</w:t>
+        <w:rPr>
+          <w:rFonts w:ascii="Calibri" w:hAnsi="Calibri"/>
+          <w:b/>
+          <w:color w:val="1E293B"/>
+          <w:sz w:val="21"/>
+        </w:rPr>
+        <w:t>Uso de TypeScript y Tailwind:</w:t>
+      </w:r>
+      <w:r>
+        <w:rPr>
+          <w:rFonts w:ascii="Calibri" w:hAnsi="Calibri"/>
+          <w:color w:val="1E293B"/>
+          <w:sz w:val="21"/>
+        </w:rPr>
+        <w:t xml:space="preserve"> Garantiza tipado estricto en tiempo de compilación, previniendo errores en tiempo de ejecución, y un bundle de estilos ultraligero depurado con PurgeCSS.</w:t>
       </w:r>
     </w:p>
     <w:p>
       <w:pPr>
-        <w:spacing w:before="240" w:after="80"/>
+        <w:keepNext/>
+        <w:spacing w:before="280" w:after="80"/>
       </w:pPr>
       <w:r>
         <w:rPr>
@@ -299,7 +472,8 @@
     </w:p>
     <w:p>
       <w:pPr>
-        <w:spacing w:before="160" w:after="40"/>
+        <w:keepNext/>
+        <w:spacing w:before="200" w:after="40"/>
       </w:pPr>
       <w:r>
         <w:rPr>
@@ -313,23 +487,132 @@
     </w:p>
     <w:p>
       <w:pPr>
-        <w:spacing w:after="80"/>
+        <w:spacing w:before="40" w:after="80" w:line="276" w:lineRule="auto"/>
       </w:pPr>
       <w:r>
+        <w:rPr>
+          <w:rFonts w:ascii="Calibri" w:hAnsi="Calibri"/>
+          <w:b/>
+          <w:color w:val="1E293B"/>
+          <w:sz w:val="22"/>
+        </w:rPr>
         <w:t>Fundamentación Técnica y de Negocio:</w:t>
       </w:r>
     </w:p>
     <w:p>
       <w:pPr>
-        <w:spacing w:after="80"/>
+        <w:spacing w:before="40" w:after="80" w:line="276" w:lineRule="auto"/>
       </w:pPr>
       <w:r>
-        <w:t>Se implementó una suite de pruebas unitarias automatizadas con Vitest en la capa de datos y lógica de negocio (`frontend/src/__tests__/mockData.test.ts`). Las pruebas validan la integridad de precios, existencias no negativas, pertenencia de categorías y normalización de estados de los pedidos. La suite se ejecuta de forma automática en el pipeline de Integración Continua (`.github/workflows/security-scan.yml`) ante cada `push` y `pull request` a la rama `main`.</w:t>
+        <w:rPr>
+          <w:rFonts w:ascii="Calibri" w:hAnsi="Calibri"/>
+          <w:color w:val="1E293B"/>
+          <w:sz w:val="22"/>
+        </w:rPr>
+        <w:t xml:space="preserve">Se implementó una suite de pruebas unitarias automatizadas con </w:t>
+      </w:r>
+      <w:r>
+        <w:rPr>
+          <w:rFonts w:ascii="Calibri" w:hAnsi="Calibri"/>
+          <w:b/>
+          <w:color w:val="1E293B"/>
+          <w:sz w:val="22"/>
+        </w:rPr>
+        <w:t>Vitest</w:t>
+      </w:r>
+      <w:r>
+        <w:rPr>
+          <w:rFonts w:ascii="Calibri" w:hAnsi="Calibri"/>
+          <w:color w:val="1E293B"/>
+          <w:sz w:val="22"/>
+        </w:rPr>
+        <w:t xml:space="preserve"> en la capa de datos y lógica de negocio (</w:t>
+      </w:r>
+      <w:r>
+        <w:rPr>
+          <w:rFonts w:ascii="Consolas" w:hAnsi="Consolas"/>
+          <w:color w:val="C2410C"/>
+          <w:sz w:val="19"/>
+        </w:rPr>
+        <w:t>frontend/src/__tests__/mockData.test.ts</w:t>
+      </w:r>
+      <w:r>
+        <w:rPr>
+          <w:rFonts w:ascii="Calibri" w:hAnsi="Calibri"/>
+          <w:color w:val="1E293B"/>
+          <w:sz w:val="22"/>
+        </w:rPr>
+        <w:t>). Las pruebas validan la integridad de precios, existencias no negativas, pertenencia de categorías y normalización de estados de los pedidos. La suite se ejecuta de forma automática en el pipeline de Integración Continua (</w:t>
+      </w:r>
+      <w:r>
+        <w:rPr>
+          <w:rFonts w:ascii="Consolas" w:hAnsi="Consolas"/>
+          <w:color w:val="C2410C"/>
+          <w:sz w:val="19"/>
+        </w:rPr>
+        <w:t>.github/workflows/security-scan.yml</w:t>
+      </w:r>
+      <w:r>
+        <w:rPr>
+          <w:rFonts w:ascii="Calibri" w:hAnsi="Calibri"/>
+          <w:color w:val="1E293B"/>
+          <w:sz w:val="22"/>
+        </w:rPr>
+        <w:t xml:space="preserve">) ante cada </w:t>
+      </w:r>
+      <w:r>
+        <w:rPr>
+          <w:rFonts w:ascii="Consolas" w:hAnsi="Consolas"/>
+          <w:color w:val="C2410C"/>
+          <w:sz w:val="19"/>
+        </w:rPr>
+        <w:t>push</w:t>
+      </w:r>
+      <w:r>
+        <w:rPr>
+          <w:rFonts w:ascii="Calibri" w:hAnsi="Calibri"/>
+          <w:color w:val="1E293B"/>
+          <w:sz w:val="22"/>
+        </w:rPr>
+        <w:t xml:space="preserve"> y </w:t>
+      </w:r>
+      <w:r>
+        <w:rPr>
+          <w:rFonts w:ascii="Consolas" w:hAnsi="Consolas"/>
+          <w:color w:val="C2410C"/>
+          <w:sz w:val="19"/>
+        </w:rPr>
+        <w:t>pull request</w:t>
+      </w:r>
+      <w:r>
+        <w:rPr>
+          <w:rFonts w:ascii="Calibri" w:hAnsi="Calibri"/>
+          <w:color w:val="1E293B"/>
+          <w:sz w:val="22"/>
+        </w:rPr>
+        <w:t xml:space="preserve"> a la rama </w:t>
+      </w:r>
+      <w:r>
+        <w:rPr>
+          <w:rFonts w:ascii="Consolas" w:hAnsi="Consolas"/>
+          <w:color w:val="C2410C"/>
+          <w:sz w:val="19"/>
+        </w:rPr>
+        <w:t>main</w:t>
+      </w:r>
+      <w:r>
+        <w:rPr>
+          <w:rFonts w:ascii="Calibri" w:hAnsi="Calibri"/>
+          <w:color w:val="1E293B"/>
+          <w:sz w:val="22"/>
+        </w:rPr>
+        <w:t>.</w:t>
       </w:r>
     </w:p>
     <w:p>
       <w:pPr>
-        <w:spacing w:before="240" w:after="80"/>
+        <w:keepNext/>
+        <w:spacing w:before="280" w:after="80"/>
       </w:pPr>
       <w:r>
         <w:rPr>
@@ -343,7 +626,8 @@
     </w:p>
     <w:p>
       <w:pPr>
-        <w:spacing w:before="160" w:after="40"/>
+        <w:keepNext/>
+        <w:spacing w:before="200" w:after="40"/>
       </w:pPr>
       <w:r>
         <w:rPr>
@@ -357,59 +641,159 @@
     </w:p>
     <w:p>
       <w:pPr>
-        <w:spacing w:after="80"/>
+        <w:spacing w:before="40" w:after="80" w:line="276" w:lineRule="auto"/>
       </w:pPr>
       <w:r>
+        <w:rPr>
+          <w:rFonts w:ascii="Calibri" w:hAnsi="Calibri"/>
+          <w:b/>
+          <w:color w:val="1E293B"/>
+          <w:sz w:val="22"/>
+        </w:rPr>
         <w:t>Fundamentación Técnica y de Negocio:</w:t>
       </w:r>
     </w:p>
     <w:p>
       <w:pPr>
-        <w:spacing w:after="80"/>
+        <w:spacing w:before="40" w:after="80" w:line="276" w:lineRule="auto"/>
       </w:pPr>
       <w:r>
+        <w:rPr>
+          <w:rFonts w:ascii="Calibri" w:hAnsi="Calibri"/>
+          <w:color w:val="1E293B"/>
+          <w:sz w:val="22"/>
+        </w:rPr>
         <w:t>Se implementaron cinco estrategias técnicas: Tree-shaking, minificación con esbuild, code-splitting modular, memoización React y carga asíncrona de fuentes. Los resultados medidos con Google Lighthouse evidencian:</w:t>
       </w:r>
     </w:p>
     <w:p>
       <w:pPr>
         <w:pStyle w:val="ListBullet"/>
-        <w:spacing w:after="40"/>
+        <w:spacing w:before="20" w:after="40" w:line="276" w:lineRule="auto"/>
       </w:pPr>
       <w:r>
-        <w:t>Incremento de la puntuación Lighthouse de 68/100 a 98/100 (+44.1%).</w:t>
+        <w:rPr>
+          <w:rFonts w:ascii="Calibri" w:hAnsi="Calibri"/>
+          <w:color w:val="1E293B"/>
+          <w:sz w:val="21"/>
+        </w:rPr>
+        <w:t xml:space="preserve">Incremento de la puntuación Lighthouse de 68/100 a </w:t>
+      </w:r>
+      <w:r>
+        <w:rPr>
+          <w:rFonts w:ascii="Calibri" w:hAnsi="Calibri"/>
+          <w:b/>
+          <w:color w:val="1E293B"/>
+          <w:sz w:val="21"/>
+        </w:rPr>
+        <w:t>98/100</w:t>
+      </w:r>
+      <w:r>
+        <w:rPr>
+          <w:rFonts w:ascii="Calibri" w:hAnsi="Calibri"/>
+          <w:color w:val="1E293B"/>
+          <w:sz w:val="21"/>
+        </w:rPr>
+        <w:t xml:space="preserve"> (+44.1%).</w:t>
       </w:r>
     </w:p>
     <w:p>
       <w:pPr>
         <w:pStyle w:val="ListBullet"/>
-        <w:spacing w:after="40"/>
+        <w:spacing w:before="20" w:after="40" w:line="276" w:lineRule="auto"/>
       </w:pPr>
       <w:r>
-        <w:t>Reducción del First Contentful Paint (FCP) de 2.4 s a 0.3 s (-87.5%).</w:t>
+        <w:rPr>
+          <w:rFonts w:ascii="Calibri" w:hAnsi="Calibri"/>
+          <w:color w:val="1E293B"/>
+          <w:sz w:val="21"/>
+        </w:rPr>
+        <w:t xml:space="preserve">Reducción del First Contentful Paint (FCP) de 2.4 s a </w:t>
+      </w:r>
+      <w:r>
+        <w:rPr>
+          <w:rFonts w:ascii="Calibri" w:hAnsi="Calibri"/>
+          <w:b/>
+          <w:color w:val="1E293B"/>
+          <w:sz w:val="21"/>
+        </w:rPr>
+        <w:t>0.3 s</w:t>
+      </w:r>
+      <w:r>
+        <w:rPr>
+          <w:rFonts w:ascii="Calibri" w:hAnsi="Calibri"/>
+          <w:color w:val="1E293B"/>
+          <w:sz w:val="21"/>
+        </w:rPr>
+        <w:t xml:space="preserve"> (-87.5%).</w:t>
       </w:r>
     </w:p>
     <w:p>
       <w:pPr>
         <w:pStyle w:val="ListBullet"/>
-        <w:spacing w:after="40"/>
+        <w:spacing w:before="20" w:after="40" w:line="276" w:lineRule="auto"/>
       </w:pPr>
       <w:r>
-        <w:t>Reducción del tamaño del bundle JavaScript gzipped de 450.0 kB a 74.49 kB (-83.4%).</w:t>
+        <w:rPr>
+          <w:rFonts w:ascii="Calibri" w:hAnsi="Calibri"/>
+          <w:color w:val="1E293B"/>
+          <w:sz w:val="21"/>
+        </w:rPr>
+        <w:t xml:space="preserve">Reducción del tamaño del bundle JavaScript gzipped de 450.0 kB a </w:t>
+      </w:r>
+      <w:r>
+        <w:rPr>
+          <w:rFonts w:ascii="Calibri" w:hAnsi="Calibri"/>
+          <w:b/>
+          <w:color w:val="1E293B"/>
+          <w:sz w:val="21"/>
+        </w:rPr>
+        <w:t>74.49 kB</w:t>
+      </w:r>
+      <w:r>
+        <w:rPr>
+          <w:rFonts w:ascii="Calibri" w:hAnsi="Calibri"/>
+          <w:color w:val="1E293B"/>
+          <w:sz w:val="21"/>
+        </w:rPr>
+        <w:t xml:space="preserve"> (-83.4%).</w:t>
       </w:r>
     </w:p>
     <w:p>
       <w:pPr>
         <w:pStyle w:val="ListBullet"/>
-        <w:spacing w:after="40"/>
+        <w:spacing w:before="20" w:after="40" w:line="276" w:lineRule="auto"/>
       </w:pPr>
       <w:r>
-        <w:t>Tiempo de compilación en producción reducido a 0.73 segundos.</w:t>
+        <w:rPr>
+          <w:rFonts w:ascii="Calibri" w:hAnsi="Calibri"/>
+          <w:color w:val="1E293B"/>
+          <w:sz w:val="21"/>
+        </w:rPr>
+        <w:t xml:space="preserve">Tiempo de compilación en producción reducido a </w:t>
+      </w:r>
+      <w:r>
+        <w:rPr>
+          <w:rFonts w:ascii="Calibri" w:hAnsi="Calibri"/>
+          <w:b/>
+          <w:color w:val="1E293B"/>
+          <w:sz w:val="21"/>
+        </w:rPr>
+        <w:t>0.73 segundos</w:t>
+      </w:r>
+      <w:r>
+        <w:rPr>
+          <w:rFonts w:ascii="Calibri" w:hAnsi="Calibri"/>
+          <w:color w:val="1E293B"/>
+          <w:sz w:val="21"/>
+        </w:rPr>
+        <w:t>.</w:t>
       </w:r>
     </w:p>
     <w:p>
       <w:pPr>
-        <w:spacing w:before="160" w:after="40"/>
+        <w:keepNext/>
+        <w:spacing w:before="200" w:after="40"/>
       </w:pPr>
       <w:r>
         <w:rPr>
@@ -423,18 +807,97 @@
     </w:p>
     <w:p>
       <w:pPr>
-        <w:spacing w:after="80"/>
+        <w:spacing w:before="40" w:after="80" w:line="276" w:lineRule="auto"/>
       </w:pPr>
       <w:r>
+        <w:rPr>
+          <w:rFonts w:ascii="Calibri" w:hAnsi="Calibri"/>
+          <w:b/>
+          <w:color w:val="1E293B"/>
+          <w:sz w:val="22"/>
+        </w:rPr>
         <w:t>Fundamentación Técnica y de Negocio:</w:t>
       </w:r>
     </w:p>
     <w:p>
       <w:pPr>
-        <w:spacing w:after="80"/>
+        <w:spacing w:before="40" w:after="80" w:line="276" w:lineRule="auto"/>
       </w:pPr>
       <w:r>
-        <w:t>Se estableció un SLA de disponibilidad mensual $\ge 99.5\%$ respaldado por CDN Serverless en el Edge, un SLO de latencia de renderizado P95 $&lt; 500$ ms, un tiempo máximo de recuperación ante fallos (RTO) $&lt; 2$ horas y un punto de recuperación de datos (RPO) $&lt; 15$ minutos mediante persistencia local y sincronización en la nube.</w:t>
+        <w:rPr>
+          <w:rFonts w:ascii="Calibri" w:hAnsi="Calibri"/>
+          <w:color w:val="1E293B"/>
+          <w:sz w:val="22"/>
+        </w:rPr>
+        <w:t xml:space="preserve">Se estableció un SLA de disponibilidad mensual </w:t>
+      </w:r>
+      <w:r>
+        <w:rPr>
+          <w:rFonts w:ascii="Calibri" w:hAnsi="Calibri"/>
+          <w:i/>
+          <w:color w:val="1E293B"/>
+          <w:sz w:val="22"/>
+        </w:rPr>
+        <w:t>≥ 99.5%</w:t>
+      </w:r>
+      <w:r>
+        <w:rPr>
+          <w:rFonts w:ascii="Calibri" w:hAnsi="Calibri"/>
+          <w:color w:val="1E293B"/>
+          <w:sz w:val="22"/>
+        </w:rPr>
+        <w:t xml:space="preserve"> respaldado por CDN Serverless en el Edge, un SLO de latencia de renderizado P95 </w:t>
+      </w:r>
+      <w:r>
+        <w:rPr>
+          <w:rFonts w:ascii="Calibri" w:hAnsi="Calibri"/>
+          <w:i/>
+          <w:color w:val="1E293B"/>
+          <w:sz w:val="22"/>
+        </w:rPr>
+        <w:t>&lt; 500</w:t>
+      </w:r>
+      <w:r>
+        <w:rPr>
+          <w:rFonts w:ascii="Calibri" w:hAnsi="Calibri"/>
+          <w:color w:val="1E293B"/>
+          <w:sz w:val="22"/>
+        </w:rPr>
+        <w:t xml:space="preserve"> ms, un tiempo máximo de recuperación ante fallos (RTO) </w:t>
+      </w:r>
+      <w:r>
+        <w:rPr>
+          <w:rFonts w:ascii="Calibri" w:hAnsi="Calibri"/>
+          <w:i/>
+          <w:color w:val="1E293B"/>
+          <w:sz w:val="22"/>
+        </w:rPr>
+        <w:t>&lt; 2</w:t>
+      </w:r>
+      <w:r>
+        <w:rPr>
+          <w:rFonts w:ascii="Calibri" w:hAnsi="Calibri"/>
+          <w:color w:val="1E293B"/>
+          <w:sz w:val="22"/>
+        </w:rPr>
+        <w:t xml:space="preserve"> horas y un punto de recuperación de datos (RPO) </w:t>
+      </w:r>
+      <w:r>
+        <w:rPr>
+          <w:rFonts w:ascii="Calibri" w:hAnsi="Calibri"/>
+          <w:i/>
+          <w:color w:val="1E293B"/>
+          <w:sz w:val="22"/>
+        </w:rPr>
+        <w:t>&lt; 15</w:t>
+      </w:r>
+      <w:r>
+        <w:rPr>
+          <w:rFonts w:ascii="Calibri" w:hAnsi="Calibri"/>
+          <w:color w:val="1E293B"/>
+          <w:sz w:val="22"/>
+        </w:rPr>
+        <w:t xml:space="preserve"> minutos mediante persistencia local y sincronización en la nube.</w:t>
       </w:r>
     </w:p>
     <w:sectPr>
